--- a/docs/week09/第9周联调与阶段检查记录.docx
+++ b/docs/week09/第9周联调与阶段检查记录.docx
@@ -12,7 +12,7 @@
     </w:p>
     <w:p>
       <w:r>
-        <w:t>小组：第一组    周次：第 9 周    日期：2026-10-26</w:t>
+        <w:t>小组：第一组    周次：第 9 周    日期：2026-10-27</w:t>
       </w:r>
     </w:p>
     <w:p>
@@ -32,7 +32,7 @@
       <w:r>
         <w:drawing>
           <wp:inline xmlns:a="http://schemas.openxmlformats.org/drawingml/2006/main" xmlns:pic="http://schemas.openxmlformats.org/drawingml/2006/picture">
-            <wp:extent cx="5400000" cy="4645555"/>
+            <wp:extent cx="5400000" cy="5085304"/>
             <wp:docPr id="1" name="Picture 1"/>
             <wp:cNvGraphicFramePr>
               <a:graphicFrameLocks noChangeAspect="1"/>
@@ -53,7 +53,7 @@
                   <pic:spPr>
                     <a:xfrm>
                       <a:off x="0" y="0"/>
-                      <a:ext cx="5400000" cy="4645555"/>
+                      <a:ext cx="5400000" cy="5085304"/>
                     </a:xfrm>
                     <a:prstGeom prst="rect"/>
                   </pic:spPr>
@@ -73,7 +73,7 @@
       <w:r>
         <w:drawing>
           <wp:inline xmlns:a="http://schemas.openxmlformats.org/drawingml/2006/main" xmlns:pic="http://schemas.openxmlformats.org/drawingml/2006/picture">
-            <wp:extent cx="5400000" cy="5061643"/>
+            <wp:extent cx="5400000" cy="5085304"/>
             <wp:docPr id="2" name="Picture 2"/>
             <wp:cNvGraphicFramePr>
               <a:graphicFrameLocks noChangeAspect="1"/>
@@ -94,7 +94,7 @@
                   <pic:spPr>
                     <a:xfrm>
                       <a:off x="0" y="0"/>
-                      <a:ext cx="5400000" cy="5061643"/>
+                      <a:ext cx="5400000" cy="5085304"/>
                     </a:xfrm>
                     <a:prstGeom prst="rect"/>
                   </pic:spPr>
@@ -114,7 +114,7 @@
       <w:r>
         <w:drawing>
           <wp:inline xmlns:a="http://schemas.openxmlformats.org/drawingml/2006/main" xmlns:pic="http://schemas.openxmlformats.org/drawingml/2006/picture">
-            <wp:extent cx="5400000" cy="5061643"/>
+            <wp:extent cx="5400000" cy="5085304"/>
             <wp:docPr id="3" name="Picture 3"/>
             <wp:cNvGraphicFramePr>
               <a:graphicFrameLocks noChangeAspect="1"/>
@@ -135,7 +135,7 @@
                   <pic:spPr>
                     <a:xfrm>
                       <a:off x="0" y="0"/>
-                      <a:ext cx="5400000" cy="5061643"/>
+                      <a:ext cx="5400000" cy="5085304"/>
                     </a:xfrm>
                     <a:prstGeom prst="rect"/>
                   </pic:spPr>
@@ -155,7 +155,7 @@
       <w:r>
         <w:drawing>
           <wp:inline xmlns:a="http://schemas.openxmlformats.org/drawingml/2006/main" xmlns:pic="http://schemas.openxmlformats.org/drawingml/2006/picture">
-            <wp:extent cx="5400000" cy="5061643"/>
+            <wp:extent cx="5400000" cy="5085304"/>
             <wp:docPr id="4" name="Picture 4"/>
             <wp:cNvGraphicFramePr>
               <a:graphicFrameLocks noChangeAspect="1"/>
@@ -176,7 +176,7 @@
                   <pic:spPr>
                     <a:xfrm>
                       <a:off x="0" y="0"/>
-                      <a:ext cx="5400000" cy="5061643"/>
+                      <a:ext cx="5400000" cy="5085304"/>
                     </a:xfrm>
                     <a:prstGeom prst="rect"/>
                   </pic:spPr>
@@ -189,14 +189,14 @@
     </w:p>
     <w:p>
       <w:r>
-        <w:t>我的预约页：调 GET /api/bookings/mine（token 放请求头）；图中 ID 8 为本次页面提交成功的记录，状态「待审核」</w:t>
+        <w:t>我的预约页：调 GET /api/bookings/mine（token 放请求头）；图中最新记录 A101 / 2026-11-28 / 15:00-16:00 / 待审核 为本次页面提交成功的记录</w:t>
       </w:r>
     </w:p>
     <w:p>
       <w:r>
         <w:drawing>
           <wp:inline xmlns:a="http://schemas.openxmlformats.org/drawingml/2006/main" xmlns:pic="http://schemas.openxmlformats.org/drawingml/2006/picture">
-            <wp:extent cx="5400000" cy="5061643"/>
+            <wp:extent cx="5400000" cy="5085304"/>
             <wp:docPr id="5" name="Picture 5"/>
             <wp:cNvGraphicFramePr>
               <a:graphicFrameLocks noChangeAspect="1"/>
@@ -217,7 +217,7 @@
                   <pic:spPr>
                     <a:xfrm>
                       <a:off x="0" y="0"/>
-                      <a:ext cx="5400000" cy="5061643"/>
+                      <a:ext cx="5400000" cy="5085304"/>
                     </a:xfrm>
                     <a:prstGeom prst="rect"/>
                   </pic:spPr>
@@ -442,7 +442,7 @@
           </w:tcPr>
           <w:p>
             <w:r>
-              <w:t>通过：页面提交 C301 + 2026-11-06 下午第 2 时段，返回 bookingId=8、status=待审核，booking 表与审核日志表各新增 1 行</w:t>
+              <w:t>通过：页面提交 A101 + 2026-11-28 下午第 2 时段，返回 bookingId、status=待审核，booking 表与审核日志表各新增 1 行</w:t>
             </w:r>
           </w:p>
         </w:tc>
@@ -675,7 +675,7 @@
     </w:p>
     <w:p>
       <w:r>
-        <w:t>验收红线自查：普通用户 user1 登录 → 详情页点「立即预约」→ 表单提交 → 返回 bookingId=8 → 数据库 booking 表查到 id=8 记录（2026-11-06 15:00-16:00，status=0 待审核）✓</w:t>
+        <w:t>验收红线自查：普通用户 user1 登录 → 详情页点「立即预约」→ 表单提交 → 返回 bookingId → 数据库 booking 表查到对应记录（2026-11-28 15:00-16:00，status=0 待审核）✓</w:t>
       </w:r>
     </w:p>
     <w:sectPr>

--- a/docs/week09/第9周联调与阶段检查记录.docx
+++ b/docs/week09/第9周联调与阶段检查记录.docx
@@ -189,7 +189,7 @@
     </w:p>
     <w:p>
       <w:r>
-        <w:t>我的预约页：调 GET /api/bookings/mine（token 放请求头）；图中最新记录 A101 / 2026-11-28 / 15:00-16:00 / 待审核 为本次页面提交成功的记录</w:t>
+        <w:t>我的预约页：调 GET /api/bookings/mine（token 放请求头）；列表包含项目周会 / 代码走查 / 临时小组讨论三类用途，状态标签含已预约/已驳回/待审核</w:t>
       </w:r>
     </w:p>
     <w:p>
@@ -442,7 +442,7 @@
           </w:tcPr>
           <w:p>
             <w:r>
-              <w:t>通过：页面提交 A101 + 2026-11-28 下午第 2 时段，返回 bookingId、status=待审核，booking 表与审核日志表各新增 1 行</w:t>
+              <w:t>通过：页面提交返回 bookingId、status=待审核，booking 表与审核日志表各新增 1 行</w:t>
             </w:r>
           </w:p>
         </w:tc>
@@ -494,7 +494,7 @@
           </w:tcPr>
           <w:p>
             <w:r>
-              <w:t>通过：仅返回本人记录，含 roomName、slotName，状态标签正确（待审核/已预约/已驳回）</w:t>
+              <w:t>通过：仅返回本人记录，含 roomName、slotName，用途列含项目周会/代码走查/临时小组讨论，状态标签正确</w:t>
             </w:r>
           </w:p>
         </w:tc>
@@ -675,7 +675,7 @@
     </w:p>
     <w:p>
       <w:r>
-        <w:t>验收红线自查：普通用户 user1 登录 → 详情页点「立即预约」→ 表单提交 → 返回 bookingId → 数据库 booking 表查到对应记录（2026-11-28 15:00-16:00，status=0 待审核）✓</w:t>
+        <w:t>验收红线自查：普通用户 user1 登录 → 详情页点「立即预约」→ 表单提交 → 返回 bookingId → 数据库 booking 表查到对应记录（status=0 待审核）✓</w:t>
       </w:r>
     </w:p>
     <w:sectPr>
